--- a/RECOLECION_INF/encuesta.docx
+++ b/RECOLECION_INF/encuesta.docx
@@ -1272,7 +1272,7 @@
       <w:lvlText w:val=""/>
       <w:lvlJc w:val="left"/>
       <w:pPr>
-        <w:ind w:left="720" w:hanging="360"/>
+        <w:ind w:left="1068" w:hanging="360"/>
       </w:pPr>
       <w:rPr>
         <w:rFonts w:ascii="Wingdings" w:hAnsi="Wingdings" w:hint="default"/>
@@ -1284,7 +1284,7 @@
       <w:lvlText w:val="o"/>
       <w:lvlJc w:val="left"/>
       <w:pPr>
-        <w:ind w:left="1440" w:hanging="360"/>
+        <w:ind w:left="1788" w:hanging="360"/>
       </w:pPr>
       <w:rPr>
         <w:rFonts w:ascii="Courier New" w:hAnsi="Courier New" w:cs="Courier New" w:hint="default"/>
@@ -1296,7 +1296,7 @@
       <w:lvlText w:val=""/>
       <w:lvlJc w:val="left"/>
       <w:pPr>
-        <w:ind w:left="2160" w:hanging="360"/>
+        <w:ind w:left="2508" w:hanging="360"/>
       </w:pPr>
       <w:rPr>
         <w:rFonts w:ascii="Wingdings" w:hAnsi="Wingdings" w:hint="default"/>
@@ -1308,7 +1308,7 @@
       <w:lvlText w:val=""/>
       <w:lvlJc w:val="left"/>
       <w:pPr>
-        <w:ind w:left="2880" w:hanging="360"/>
+        <w:ind w:left="3228" w:hanging="360"/>
       </w:pPr>
       <w:rPr>
         <w:rFonts w:ascii="Symbol" w:hAnsi="Symbol" w:hint="default"/>
@@ -1320,7 +1320,7 @@
       <w:lvlText w:val="o"/>
       <w:lvlJc w:val="left"/>
       <w:pPr>
-        <w:ind w:left="3600" w:hanging="360"/>
+        <w:ind w:left="3948" w:hanging="360"/>
       </w:pPr>
       <w:rPr>
         <w:rFonts w:ascii="Courier New" w:hAnsi="Courier New" w:cs="Courier New" w:hint="default"/>
@@ -1332,7 +1332,7 @@
       <w:lvlText w:val=""/>
       <w:lvlJc w:val="left"/>
       <w:pPr>
-        <w:ind w:left="4320" w:hanging="360"/>
+        <w:ind w:left="4668" w:hanging="360"/>
       </w:pPr>
       <w:rPr>
         <w:rFonts w:ascii="Wingdings" w:hAnsi="Wingdings" w:hint="default"/>
@@ -1344,7 +1344,7 @@
       <w:lvlText w:val=""/>
       <w:lvlJc w:val="left"/>
       <w:pPr>
-        <w:ind w:left="5040" w:hanging="360"/>
+        <w:ind w:left="5388" w:hanging="360"/>
       </w:pPr>
       <w:rPr>
         <w:rFonts w:ascii="Symbol" w:hAnsi="Symbol" w:hint="default"/>
@@ -1356,7 +1356,7 @@
       <w:lvlText w:val="o"/>
       <w:lvlJc w:val="left"/>
       <w:pPr>
-        <w:ind w:left="5760" w:hanging="360"/>
+        <w:ind w:left="6108" w:hanging="360"/>
       </w:pPr>
       <w:rPr>
         <w:rFonts w:ascii="Courier New" w:hAnsi="Courier New" w:cs="Courier New" w:hint="default"/>
@@ -1368,7 +1368,7 @@
       <w:lvlText w:val=""/>
       <w:lvlJc w:val="left"/>
       <w:pPr>
-        <w:ind w:left="6480" w:hanging="360"/>
+        <w:ind w:left="6828" w:hanging="360"/>
       </w:pPr>
       <w:rPr>
         <w:rFonts w:ascii="Wingdings" w:hAnsi="Wingdings" w:hint="default"/>
@@ -1837,7 +1837,7 @@
       <w:lvlText w:val=""/>
       <w:lvlJc w:val="left"/>
       <w:pPr>
-        <w:ind w:left="720" w:hanging="360"/>
+        <w:ind w:left="1069" w:hanging="360"/>
       </w:pPr>
       <w:rPr>
         <w:rFonts w:ascii="Wingdings" w:hAnsi="Wingdings" w:hint="default"/>
@@ -1849,7 +1849,7 @@
       <w:lvlText w:val="o"/>
       <w:lvlJc w:val="left"/>
       <w:pPr>
-        <w:ind w:left="1440" w:hanging="360"/>
+        <w:ind w:left="1789" w:hanging="360"/>
       </w:pPr>
       <w:rPr>
         <w:rFonts w:ascii="Courier New" w:hAnsi="Courier New" w:cs="Courier New" w:hint="default"/>
@@ -1861,7 +1861,7 @@
       <w:lvlText w:val=""/>
       <w:lvlJc w:val="left"/>
       <w:pPr>
-        <w:ind w:left="2160" w:hanging="360"/>
+        <w:ind w:left="2509" w:hanging="360"/>
       </w:pPr>
       <w:rPr>
         <w:rFonts w:ascii="Wingdings" w:hAnsi="Wingdings" w:hint="default"/>
@@ -1873,7 +1873,7 @@
       <w:lvlText w:val=""/>
       <w:lvlJc w:val="left"/>
       <w:pPr>
-        <w:ind w:left="2880" w:hanging="360"/>
+        <w:ind w:left="3229" w:hanging="360"/>
       </w:pPr>
       <w:rPr>
         <w:rFonts w:ascii="Symbol" w:hAnsi="Symbol" w:hint="default"/>
@@ -1885,7 +1885,7 @@
       <w:lvlText w:val="o"/>
       <w:lvlJc w:val="left"/>
       <w:pPr>
-        <w:ind w:left="3600" w:hanging="360"/>
+        <w:ind w:left="3949" w:hanging="360"/>
       </w:pPr>
       <w:rPr>
         <w:rFonts w:ascii="Courier New" w:hAnsi="Courier New" w:cs="Courier New" w:hint="default"/>
@@ -1897,7 +1897,7 @@
       <w:lvlText w:val=""/>
       <w:lvlJc w:val="left"/>
       <w:pPr>
-        <w:ind w:left="4320" w:hanging="360"/>
+        <w:ind w:left="4669" w:hanging="360"/>
       </w:pPr>
       <w:rPr>
         <w:rFonts w:ascii="Wingdings" w:hAnsi="Wingdings" w:hint="default"/>
@@ -1909,7 +1909,7 @@
       <w:lvlText w:val=""/>
       <w:lvlJc w:val="left"/>
       <w:pPr>
-        <w:ind w:left="5040" w:hanging="360"/>
+        <w:ind w:left="5389" w:hanging="360"/>
       </w:pPr>
       <w:rPr>
         <w:rFonts w:ascii="Symbol" w:hAnsi="Symbol" w:hint="default"/>
@@ -1921,7 +1921,7 @@
       <w:lvlText w:val="o"/>
       <w:lvlJc w:val="left"/>
       <w:pPr>
-        <w:ind w:left="5760" w:hanging="360"/>
+        <w:ind w:left="6109" w:hanging="360"/>
       </w:pPr>
       <w:rPr>
         <w:rFonts w:ascii="Courier New" w:hAnsi="Courier New" w:cs="Courier New" w:hint="default"/>
@@ -1933,7 +1933,7 @@
       <w:lvlText w:val=""/>
       <w:lvlJc w:val="left"/>
       <w:pPr>
-        <w:ind w:left="6480" w:hanging="360"/>
+        <w:ind w:left="6829" w:hanging="360"/>
       </w:pPr>
       <w:rPr>
         <w:rFonts w:ascii="Wingdings" w:hAnsi="Wingdings" w:hint="default"/>
@@ -2176,7 +2176,7 @@
       <w:lvlText w:val=""/>
       <w:lvlJc w:val="left"/>
       <w:pPr>
-        <w:ind w:left="720" w:hanging="360"/>
+        <w:ind w:left="1068" w:hanging="360"/>
       </w:pPr>
       <w:rPr>
         <w:rFonts w:ascii="Wingdings" w:hAnsi="Wingdings" w:hint="default"/>
@@ -2188,7 +2188,7 @@
       <w:lvlText w:val="o"/>
       <w:lvlJc w:val="left"/>
       <w:pPr>
-        <w:ind w:left="1440" w:hanging="360"/>
+        <w:ind w:left="1788" w:hanging="360"/>
       </w:pPr>
       <w:rPr>
         <w:rFonts w:ascii="Courier New" w:hAnsi="Courier New" w:cs="Courier New" w:hint="default"/>
@@ -2200,7 +2200,7 @@
       <w:lvlText w:val=""/>
       <w:lvlJc w:val="left"/>
       <w:pPr>
-        <w:ind w:left="2160" w:hanging="360"/>
+        <w:ind w:left="2508" w:hanging="360"/>
       </w:pPr>
       <w:rPr>
         <w:rFonts w:ascii="Wingdings" w:hAnsi="Wingdings" w:hint="default"/>
@@ -2212,7 +2212,7 @@
       <w:lvlText w:val=""/>
       <w:lvlJc w:val="left"/>
       <w:pPr>
-        <w:ind w:left="2880" w:hanging="360"/>
+        <w:ind w:left="3228" w:hanging="360"/>
       </w:pPr>
       <w:rPr>
         <w:rFonts w:ascii="Symbol" w:hAnsi="Symbol" w:hint="default"/>
@@ -2224,7 +2224,7 @@
       <w:lvlText w:val="o"/>
       <w:lvlJc w:val="left"/>
       <w:pPr>
-        <w:ind w:left="3600" w:hanging="360"/>
+        <w:ind w:left="3948" w:hanging="360"/>
       </w:pPr>
       <w:rPr>
         <w:rFonts w:ascii="Courier New" w:hAnsi="Courier New" w:cs="Courier New" w:hint="default"/>
@@ -2236,7 +2236,7 @@
       <w:lvlText w:val=""/>
       <w:lvlJc w:val="left"/>
       <w:pPr>
-        <w:ind w:left="4320" w:hanging="360"/>
+        <w:ind w:left="4668" w:hanging="360"/>
       </w:pPr>
       <w:rPr>
         <w:rFonts w:ascii="Wingdings" w:hAnsi="Wingdings" w:hint="default"/>
@@ -2248,7 +2248,7 @@
       <w:lvlText w:val=""/>
       <w:lvlJc w:val="left"/>
       <w:pPr>
-        <w:ind w:left="5040" w:hanging="360"/>
+        <w:ind w:left="5388" w:hanging="360"/>
       </w:pPr>
       <w:rPr>
         <w:rFonts w:ascii="Symbol" w:hAnsi="Symbol" w:hint="default"/>
@@ -2260,7 +2260,7 @@
       <w:lvlText w:val="o"/>
       <w:lvlJc w:val="left"/>
       <w:pPr>
-        <w:ind w:left="5760" w:hanging="360"/>
+        <w:ind w:left="6108" w:hanging="360"/>
       </w:pPr>
       <w:rPr>
         <w:rFonts w:ascii="Courier New" w:hAnsi="Courier New" w:cs="Courier New" w:hint="default"/>
@@ -2272,7 +2272,7 @@
       <w:lvlText w:val=""/>
       <w:lvlJc w:val="left"/>
       <w:pPr>
-        <w:ind w:left="6480" w:hanging="360"/>
+        <w:ind w:left="6828" w:hanging="360"/>
       </w:pPr>
       <w:rPr>
         <w:rFonts w:ascii="Wingdings" w:hAnsi="Wingdings" w:hint="default"/>
@@ -5333,6 +5333,7 @@
   <w:style w:type="character" w:default="1" w:styleId="Fuentedeprrafopredeter">
     <w:name w:val="Default Paragraph Font"/>
     <w:uiPriority w:val="1"/>
+    <w:semiHidden/>
     <w:unhideWhenUsed/>
   </w:style>
   <w:style w:type="table" w:default="1" w:styleId="Tablanormal">

--- a/RECOLECION_INF/encuesta.docx
+++ b/RECOLECION_INF/encuesta.docx
@@ -787,6 +787,22 @@
         </w:rPr>
         <w:t>(texto)</w:t>
       </w:r>
+    </w:p>
+    <w:p>
+      <w:pPr>
+        <w:pStyle w:val="Prrafodelista"/>
+        <w:shd w:val="clear" w:color="auto" w:fill="FFFFFF"/>
+        <w:spacing w:after="0" w:line="360" w:lineRule="atLeast"/>
+        <w:ind w:left="785"/>
+        <w:rPr>
+          <w:rFonts w:ascii="Roboto" w:eastAsia="Times New Roman" w:hAnsi="Roboto" w:cs="Times New Roman"/>
+          <w:color w:val="1F1F1F"/>
+          <w:spacing w:val="3"/>
+          <w:kern w:val="0"/>
+          <w:lang w:eastAsia="es-CO"/>
+          <w14:ligatures w14:val="none"/>
+        </w:rPr>
+      </w:pPr>
     </w:p>
     <w:p>
       <w:pPr>
